--- a/会议问答-RNP提问梳理-总部技术团队阅读版-20260909.docx
+++ b/会议问答-RNP提问梳理-总部技术团队阅读版-20260909.docx
@@ -234,6 +234,44 @@
           <w:sz w:val="21"/>
           <w:szCs w:val="21"/>
         </w:rPr>
+        <w:t xml:space="preserve">收录范围</w:t>
+      </w:r>
+      <w:r>
+        <w:rPr>
+          <w:rFonts w:ascii="微软雅黑" w:cs="微软雅黑" w:eastAsia="微软雅黑" w:hAnsi="微软雅黑"/>
+          <w:b w:val="false"/>
+          <w:bCs w:val="false"/>
+          <w:color w:val="1D1D1A"/>
+          <w:sz w:val="21"/>
+          <w:szCs w:val="21"/>
+        </w:rPr>
+        <w:t xml:space="preserve">：只收录 RNP 就项目本身提出的问题与表态。调试麦克风、投屏、主持人点名远程同事、"远程有没有讯飞或华为的人"这类会务性发言不收录。另有三处态度性表态记在这里：陈昊开场问怎样开始、是否先讲完再提问，RNP 现场项目负责人先说"你慢慢讲"，随即又说"我们能打断吗？抱歉，我更倾向于随时打断"；陈昊宣布巴西子公司注册获批时，RNP 说"谢谢，这是非常重要的信息"；会议结束时现场项目负责人说会把问题清单和幻灯片发给讯飞，并表示讯飞来现场面对面开会效率高得多。</w:t>
+      </w:r>
+    </w:p>
+    <w:p>
+      <w:pPr>
+        <w:spacing w:after="120" w:line="320"/>
+      </w:pPr>
+      <w:r>
+        <w:rPr>
+          <w:rFonts w:ascii="微软雅黑" w:cs="微软雅黑" w:eastAsia="微软雅黑" w:hAnsi="微软雅黑"/>
+          <w:b w:val="false"/>
+          <w:bCs w:val="false"/>
+          <w:color w:val="1D1D1A"/>
+          <w:sz w:val="21"/>
+          <w:szCs w:val="21"/>
+        </w:rPr>
+        <w:t xml:space="preserve"/>
+      </w:r>
+      <w:r>
+        <w:rPr>
+          <w:rFonts w:ascii="微软雅黑" w:cs="微软雅黑" w:eastAsia="微软雅黑" w:hAnsi="微软雅黑"/>
+          <w:b/>
+          <w:bCs/>
+          <w:color w:val="1D1D1A"/>
+          <w:sz w:val="21"/>
+          <w:szCs w:val="21"/>
+        </w:rPr>
         <w:t xml:space="preserve">总体观察</w:t>
       </w:r>
       <w:r>
@@ -5308,6 +5346,34 @@
           <w:sz w:val="21"/>
           <w:szCs w:val="21"/>
         </w:rPr>
+        <w:t xml:space="preserve">现场技术负责人接着说：必须与……一致（话未说完，随后中断休息）。</w:t>
+      </w:r>
+    </w:p>
+    <w:p>
+      <w:pPr>
+        <w:spacing w:after="80" w:line="320"/>
+        <w:ind w:left="360"/>
+      </w:pPr>
+      <w:r>
+        <w:rPr>
+          <w:rFonts w:ascii="微软雅黑" w:cs="微软雅黑" w:eastAsia="微软雅黑" w:hAnsi="微软雅黑"/>
+          <w:b/>
+          <w:bCs/>
+          <w:color w:val="0057A8"/>
+          <w:sz w:val="21"/>
+          <w:szCs w:val="21"/>
+        </w:rPr>
+        <w:t xml:space="preserve">RNP 追问 / 补充 / 反馈：</w:t>
+      </w:r>
+      <w:r>
+        <w:rPr>
+          <w:rFonts w:ascii="微软雅黑" w:cs="微软雅黑" w:eastAsia="微软雅黑" w:hAnsi="微软雅黑"/>
+          <w:b w:val="false"/>
+          <w:bCs w:val="false"/>
+          <w:color w:val="1D1D1A"/>
+          <w:sz w:val="21"/>
+          <w:szCs w:val="21"/>
+        </w:rPr>
         <w:t xml:space="preserve">恢复线上后 Leandro：不是 44 人，也许是 12 加 32？徐唯：是 12 加 20；两支队伍画像不同，可以用同一批人，由 RNP 决定，现在正是拆分画像的时候。华为：在此工作的人属 L0、L1 层面。徐唯：讯飞这边是相似画像，分主攻运维或主攻 AI 算法。</w:t>
       </w:r>
     </w:p>
@@ -6210,7 +6276,7 @@
           <w:sz w:val="21"/>
           <w:szCs w:val="21"/>
         </w:rPr>
-        <w:t xml:space="preserve">之前屏幕上可以上传，能否批量上传表格类数据？</w:t>
+        <w:t xml:space="preserve">之前屏幕上可以上传，能否批量上传表格类数据？RNP 可能有数千个文件。</w:t>
       </w:r>
     </w:p>
     <w:p>
@@ -7238,7 +7304,63 @@
           <w:sz w:val="21"/>
           <w:szCs w:val="21"/>
         </w:rPr>
-        <w:t xml:space="preserve">通过管理控制台按租户查看用量，用 API 获取；也可以基于国民应用的 API 开发自己的应用，或与讯飞一起设计国民应用。</w:t>
+        <w:t xml:space="preserve">这是管理控制台，可按租户查看 token 用量。</w:t>
+      </w:r>
+    </w:p>
+    <w:p>
+      <w:pPr>
+        <w:spacing w:after="80" w:line="320"/>
+        <w:ind w:left="360"/>
+      </w:pPr>
+      <w:r>
+        <w:rPr>
+          <w:rFonts w:ascii="微软雅黑" w:cs="微软雅黑" w:eastAsia="微软雅黑" w:hAnsi="微软雅黑"/>
+          <w:b/>
+          <w:bCs/>
+          <w:color w:val="0057A8"/>
+          <w:sz w:val="21"/>
+          <w:szCs w:val="21"/>
+        </w:rPr>
+        <w:t xml:space="preserve">RNP 追问 / 补充 / 反馈：</w:t>
+      </w:r>
+      <w:r>
+        <w:rPr>
+          <w:rFonts w:ascii="微软雅黑" w:cs="微软雅黑" w:eastAsia="微软雅黑" w:hAnsi="微软雅黑"/>
+          <w:b w:val="false"/>
+          <w:bCs w:val="false"/>
+          <w:color w:val="1D1D1A"/>
+          <w:sz w:val="21"/>
+          <w:szCs w:val="21"/>
+        </w:rPr>
+        <w:t xml:space="preserve">好，那比如，我怎样连接到这个？</w:t>
+      </w:r>
+    </w:p>
+    <w:p>
+      <w:pPr>
+        <w:spacing w:after="80" w:line="320"/>
+        <w:ind w:left="360"/>
+      </w:pPr>
+      <w:r>
+        <w:rPr>
+          <w:rFonts w:ascii="微软雅黑" w:cs="微软雅黑" w:eastAsia="微软雅黑" w:hAnsi="微软雅黑"/>
+          <w:b/>
+          <w:bCs/>
+          <w:color w:val="C00000"/>
+          <w:sz w:val="21"/>
+          <w:szCs w:val="21"/>
+        </w:rPr>
+        <w:t xml:space="preserve">讯飞答复要点：</w:t>
+      </w:r>
+      <w:r>
+        <w:rPr>
+          <w:rFonts w:ascii="微软雅黑" w:cs="微软雅黑" w:eastAsia="微软雅黑" w:hAnsi="微软雅黑"/>
+          <w:b w:val="false"/>
+          <w:bCs w:val="false"/>
+          <w:color w:val="1D1D1A"/>
+          <w:sz w:val="21"/>
+          <w:szCs w:val="21"/>
+        </w:rPr>
+        <w:t xml:space="preserve">通过 API 获取；也可以基于国民应用的 API 开发自己的应用，或与讯飞一起设计国民应用。</w:t>
       </w:r>
     </w:p>
     <w:p>
